--- a/LY2806920/LY2806920HCl/LY2806920HCl.docx
+++ b/LY2806920/LY2806920HCl/LY2806920HCl.docx
@@ -95,7 +95,15 @@
           <v:shape id="_x0000_i1025" type="#_x0000_t75" style="width:96pt;height:168pt" o:ole="">
             <v:imagedata r:id="rId6" o:title=""/>
           </v:shape>
-          <o:OLEObject Type="Embed" ProgID="ACD.ChemSketch.20" ShapeID="_x0000_i1025" DrawAspect="Content" ObjectID="_1836031246" r:id="rId7"/>
+          <o:OLEObject Type="Embed" ProgID="ACD.ChemSketch.20" ShapeID="_x0000_i1025" DrawAspect="Content" ObjectID="_1846244188" r:id="rId7"/>
+        </w:object>
+      </w:r>
+      <w:r>
+        <w:object w:dxaOrig="1950" w:dyaOrig="3360" w14:anchorId="026B9313">
+          <v:shape id="_x0000_i1028" type="#_x0000_t75" style="width:97.5pt;height:168pt" o:ole="">
+            <v:imagedata r:id="rId8" o:title=""/>
+          </v:shape>
+          <o:OLEObject Type="Embed" ProgID="ACD.ChemSketch.20" ShapeID="_x0000_i1028" DrawAspect="Content" ObjectID="_1846244189" r:id="rId9"/>
         </w:object>
       </w:r>
     </w:p>
@@ -124,7 +132,7 @@
         <w:t>Eli-Lilly LY2806920</w:t>
       </w:r>
       <w:r>
-        <w:t>.</w:t>
+        <w:t xml:space="preserve"> and the hydrochloride salt.</w:t>
       </w:r>
     </w:p>
     <w:p>
@@ -1859,7 +1867,7 @@
                     </pic:cNvPicPr>
                   </pic:nvPicPr>
                   <pic:blipFill>
-                    <a:blip r:embed="rId8" cstate="print">
+                    <a:blip r:embed="rId10" cstate="print">
                       <a:extLst>
                         <a:ext uri="{28A0092B-C50C-407E-A947-70E740481C1C}">
                           <a14:useLocalDpi xmlns:a14="http://schemas.microsoft.com/office/drawing/2010/main" val="0"/>
@@ -1910,7 +1918,7 @@
                     </pic:cNvPicPr>
                   </pic:nvPicPr>
                   <pic:blipFill>
-                    <a:blip r:embed="rId9" cstate="print">
+                    <a:blip r:embed="rId11" cstate="print">
                       <a:extLst>
                         <a:ext uri="{28A0092B-C50C-407E-A947-70E740481C1C}">
                           <a14:useLocalDpi xmlns:a14="http://schemas.microsoft.com/office/drawing/2010/main" val="0"/>
